--- a/PERA-PARAAN/INTE201-MidtermRubrics.docx
+++ b/PERA-PARAAN/INTE201-MidtermRubrics.docx
@@ -664,7 +664,7 @@
           <w:sz w:val="20"/>
           <w:szCs w:val="20"/>
         </w:rPr>
-        <w:t xml:space="preserve">: </w:t>
+        <w:t>:</w:t>
       </w:r>
       <w:r>
         <w:rPr>
@@ -673,7 +673,7 @@
           <w:sz w:val="20"/>
           <w:szCs w:val="20"/>
         </w:rPr>
-        <w:t>Gian Contante</w:t>
+        <w:t xml:space="preserve"> </w:t>
       </w:r>
       <w:r>
         <w:rPr>
@@ -682,6 +682,15 @@
           <w:sz w:val="20"/>
           <w:szCs w:val="20"/>
         </w:rPr>
+        <w:t>Jander Montiman</w:t>
+      </w:r>
+      <w:r>
+        <w:rPr>
+          <w:rFonts w:ascii="Arial" w:hAnsi="Arial" w:cs="Arial"/>
+          <w:bCs/>
+          <w:sz w:val="20"/>
+          <w:szCs w:val="20"/>
+        </w:rPr>
         <w:t>_________</w:t>
       </w:r>
       <w:r>
@@ -711,7 +720,6 @@
         </w:rPr>
         <w:t xml:space="preserve">Course </w:t>
       </w:r>
-      <w:proofErr w:type="spellStart"/>
       <w:r>
         <w:rPr>
           <w:rFonts w:ascii="Arial" w:hAnsi="Arial" w:cs="Arial"/>
@@ -721,7 +729,6 @@
         </w:rPr>
         <w:t>Yr&amp;Sec</w:t>
       </w:r>
-      <w:proofErr w:type="spellEnd"/>
       <w:r>
         <w:rPr>
           <w:rFonts w:ascii="Arial" w:hAnsi="Arial" w:cs="Arial"/>
@@ -783,7 +790,7 @@
           <w:sz w:val="20"/>
           <w:szCs w:val="20"/>
         </w:rPr>
-        <w:t xml:space="preserve"> Date: _____</w:t>
+        <w:t xml:space="preserve"> Date: __</w:t>
       </w:r>
       <w:r>
         <w:rPr>
@@ -792,6 +799,33 @@
           <w:sz w:val="20"/>
           <w:szCs w:val="20"/>
         </w:rPr>
+        <w:t>10/17</w:t>
+      </w:r>
+      <w:r>
+        <w:rPr>
+          <w:rFonts w:ascii="Arial" w:hAnsi="Arial" w:cs="Arial"/>
+          <w:bCs/>
+          <w:sz w:val="20"/>
+          <w:szCs w:val="20"/>
+        </w:rPr>
+        <w:t>/26</w:t>
+      </w:r>
+      <w:r>
+        <w:rPr>
+          <w:rFonts w:ascii="Arial" w:hAnsi="Arial" w:cs="Arial"/>
+          <w:bCs/>
+          <w:sz w:val="20"/>
+          <w:szCs w:val="20"/>
+        </w:rPr>
+        <w:t>___</w:t>
+      </w:r>
+      <w:r>
+        <w:rPr>
+          <w:rFonts w:ascii="Arial" w:hAnsi="Arial" w:cs="Arial"/>
+          <w:bCs/>
+          <w:sz w:val="20"/>
+          <w:szCs w:val="20"/>
+        </w:rPr>
         <w:t xml:space="preserve">__ </w:t>
       </w:r>
       <w:r>
@@ -855,7 +889,7 @@
           <w:sz w:val="20"/>
           <w:szCs w:val="20"/>
         </w:rPr>
-        <w:t xml:space="preserve"> =</w:t>
+        <w:t xml:space="preserve"> </w:t>
       </w:r>
     </w:p>
     <w:p>
@@ -3108,25 +3142,7 @@
         <w:sz w:val="16"/>
         <w:szCs w:val="16"/>
       </w:rPr>
-      <w:t xml:space="preserve">PUP A. Bonifacio Street, </w:t>
-    </w:r>
-    <w:proofErr w:type="spellStart"/>
-    <w:r>
-      <w:rPr>
-        <w:rFonts w:ascii="Arial" w:hAnsi="Arial" w:cs="Arial"/>
-        <w:sz w:val="16"/>
-        <w:szCs w:val="16"/>
-      </w:rPr>
-      <w:t>Poblacion</w:t>
-    </w:r>
-    <w:proofErr w:type="spellEnd"/>
-    <w:r>
-      <w:rPr>
-        <w:rFonts w:ascii="Arial" w:hAnsi="Arial" w:cs="Arial"/>
-        <w:sz w:val="16"/>
-        <w:szCs w:val="16"/>
-      </w:rPr>
-      <w:t xml:space="preserve"> II, Sto. Tomas City, Batangas 4234</w:t>
+      <w:t>PUP A. Bonifacio Street, Poblacion II, Sto. Tomas City, Batangas 4234</w:t>
     </w:r>
   </w:p>
   <w:p>
@@ -3331,25 +3347,7 @@
         <w:sz w:val="16"/>
         <w:szCs w:val="16"/>
       </w:rPr>
-      <w:t xml:space="preserve">PUP A. Bonifacio Street, </w:t>
-    </w:r>
-    <w:proofErr w:type="spellStart"/>
-    <w:r>
-      <w:rPr>
-        <w:rFonts w:ascii="Arial" w:hAnsi="Arial" w:cs="Arial"/>
-        <w:sz w:val="16"/>
-        <w:szCs w:val="16"/>
-      </w:rPr>
-      <w:t>Poblacion</w:t>
-    </w:r>
-    <w:proofErr w:type="spellEnd"/>
-    <w:r>
-      <w:rPr>
-        <w:rFonts w:ascii="Arial" w:hAnsi="Arial" w:cs="Arial"/>
-        <w:sz w:val="16"/>
-        <w:szCs w:val="16"/>
-      </w:rPr>
-      <w:t xml:space="preserve"> II, Sto. Tomas City, Batangas 4234</w:t>
+      <w:t>PUP A. Bonifacio Street, Poblacion II, Sto. Tomas City, Batangas 4234</w:t>
     </w:r>
   </w:p>
   <w:p>
